--- a/downloads/student/Unit 04/Handout 04.12 - Scale Plan Guide Traffic Flow Rules and Peer Review Checklist.docx
+++ b/downloads/student/Unit 04/Handout 04.12 - Scale Plan Guide Traffic Flow Rules and Peer Review Checklist.docx
@@ -350,6 +350,14 @@
     <w:p>
       <w:pPr>
         <w:pStyle w:val="FirstParagraph"/>
+      </w:pPr>
+      <w:r>
+        <w:t xml:space="preserve">Rule a grid of quarter-inch squares on plain paper with a ruler and use the same scale.</w:t>
+      </w:r>
+    </w:p>
+    <w:p>
+      <w:pPr>
+        <w:pStyle w:val="BodyText"/>
       </w:pPr>
       <w:r>
         <w:t xml:space="preserve">Word bank: scale (ölçek / escala / escala), path (yol / caminho / camino), clear (açık / livre / libre), swing (kapı açılışı / abertura da porta / apertura de la puerta), turn (dönüş / giro / giro).</w:t>
